--- a/Meridian_Copilot_Test_Report.docx
+++ b/Meridian_Copilot_Test_Report.docx
@@ -56,7 +56,7 @@
           <w:color w:val="2E7D52"/>
           <w:sz w:val="24"/>
         </w:rPr>
-        <w:t>65/65 tests passed  ·  10.83s  ·  15 July 2026</w:t>
+        <w:t>65/65 tests passed  ·  15 July 2026</w:t>
       </w:r>
     </w:p>
     <w:p>
